--- a/docs/bullying-sdit/D10_Pembinaan_Selvi_v01.docx
+++ b/docs/bullying-sdit/D10_Pembinaan_Selvi_v01.docx
@@ -379,6 +379,7 @@
       <w:tblPr>
         <w:tblW w:type="auto" w:w="0"/>
         <w:jc w:val="center"/>
+        <w:tblLayout w:type="fixed"/>
         <w:tblLook w:firstColumn="1" w:firstRow="1" w:lastColumn="0" w:lastRow="0" w:noHBand="0" w:noVBand="1" w:val="04A0"/>
         <w:tblBorders>
           <w:top w:val="single" w:sz="4" w:color="BFC9C2"/>
@@ -390,12 +391,12 @@
         </w:tblBorders>
       </w:tblPr>
       <w:tblGrid>
-        <w:gridCol w:w="1606"/>
-        <w:gridCol w:w="1606"/>
-        <w:gridCol w:w="1606"/>
-        <w:gridCol w:w="1606"/>
-        <w:gridCol w:w="1606"/>
-        <w:gridCol w:w="1606"/>
+        <w:gridCol w:w="1361"/>
+        <w:gridCol w:w="1474"/>
+        <w:gridCol w:w="2608"/>
+        <w:gridCol w:w="1247"/>
+        <w:gridCol w:w="1587"/>
+        <w:gridCol w:w="1701"/>
       </w:tblGrid>
       <w:tr>
         <w:tc>
@@ -1173,6 +1174,7 @@
       <w:tblPr>
         <w:tblW w:type="auto" w:w="0"/>
         <w:jc w:val="center"/>
+        <w:tblLayout w:type="fixed"/>
         <w:tblLook w:firstColumn="1" w:firstRow="1" w:lastColumn="0" w:lastRow="0" w:noHBand="0" w:noVBand="1" w:val="04A0"/>
         <w:tblBorders>
           <w:top w:val="single" w:sz="4" w:color="BFC9C2"/>
@@ -1184,9 +1186,9 @@
         </w:tblBorders>
       </w:tblPr>
       <w:tblGrid>
-        <w:gridCol w:w="3213"/>
-        <w:gridCol w:w="3213"/>
-        <w:gridCol w:w="3213"/>
+        <w:gridCol w:w="2041"/>
+        <w:gridCol w:w="4762"/>
+        <w:gridCol w:w="3175"/>
       </w:tblGrid>
       <w:tr>
         <w:tc>
@@ -1509,6 +1511,7 @@
       <w:tblPr>
         <w:tblW w:type="auto" w:w="0"/>
         <w:jc w:val="center"/>
+        <w:tblLayout w:type="fixed"/>
         <w:tblLook w:firstColumn="1" w:firstRow="1" w:lastColumn="0" w:lastRow="0" w:noHBand="0" w:noVBand="1" w:val="04A0"/>
         <w:tblBorders>
           <w:top w:val="single" w:sz="4" w:color="BFC9C2"/>
@@ -1520,12 +1523,12 @@
         </w:tblBorders>
       </w:tblPr>
       <w:tblGrid>
-        <w:gridCol w:w="1606"/>
-        <w:gridCol w:w="1606"/>
-        <w:gridCol w:w="1606"/>
-        <w:gridCol w:w="1606"/>
-        <w:gridCol w:w="1606"/>
-        <w:gridCol w:w="1606"/>
+        <w:gridCol w:w="1928"/>
+        <w:gridCol w:w="1814"/>
+        <w:gridCol w:w="1701"/>
+        <w:gridCol w:w="1474"/>
+        <w:gridCol w:w="1361"/>
+        <w:gridCol w:w="1701"/>
       </w:tblGrid>
       <w:tr>
         <w:tc>
@@ -2476,6 +2479,7 @@
       <w:tblPr>
         <w:tblW w:type="auto" w:w="0"/>
         <w:jc w:val="center"/>
+        <w:tblLayout w:type="fixed"/>
         <w:tblLook w:firstColumn="1" w:firstRow="1" w:lastColumn="0" w:lastRow="0" w:noHBand="0" w:noVBand="1" w:val="04A0"/>
         <w:tblBorders>
           <w:top w:val="single" w:sz="4" w:color="BFC9C2"/>
@@ -2487,8 +2491,8 @@
         </w:tblBorders>
       </w:tblPr>
       <w:tblGrid>
-        <w:gridCol w:w="4819"/>
-        <w:gridCol w:w="4819"/>
+        <w:gridCol w:w="3402"/>
+        <w:gridCol w:w="6236"/>
       </w:tblGrid>
       <w:tr>
         <w:tc>
@@ -2885,6 +2889,7 @@
       <w:tblPr>
         <w:tblW w:type="auto" w:w="0"/>
         <w:jc w:val="center"/>
+        <w:tblLayout w:type="fixed"/>
         <w:tblLook w:firstColumn="1" w:firstRow="1" w:lastColumn="0" w:lastRow="0" w:noHBand="0" w:noVBand="1" w:val="04A0"/>
         <w:tblBorders>
           <w:top w:val="single" w:sz="4" w:color="BFC9C2"/>
@@ -2896,9 +2901,9 @@
         </w:tblBorders>
       </w:tblPr>
       <w:tblGrid>
-        <w:gridCol w:w="3213"/>
-        <w:gridCol w:w="3213"/>
-        <w:gridCol w:w="3213"/>
+        <w:gridCol w:w="2835"/>
+        <w:gridCol w:w="3175"/>
+        <w:gridCol w:w="3969"/>
       </w:tblGrid>
       <w:tr>
         <w:tc>
@@ -3142,6 +3147,7 @@
       <w:tblPr>
         <w:tblW w:type="auto" w:w="0"/>
         <w:jc w:val="center"/>
+        <w:tblLayout w:type="fixed"/>
         <w:tblLook w:firstColumn="1" w:firstRow="1" w:lastColumn="0" w:lastRow="0" w:noHBand="0" w:noVBand="1" w:val="04A0"/>
         <w:tblBorders>
           <w:top w:val="single" w:sz="4" w:color="BFC9C2"/>
@@ -3153,8 +3159,8 @@
         </w:tblBorders>
       </w:tblPr>
       <w:tblGrid>
-        <w:gridCol w:w="4819"/>
-        <w:gridCol w:w="4819"/>
+        <w:gridCol w:w="3402"/>
+        <w:gridCol w:w="6236"/>
       </w:tblGrid>
       <w:tr>
         <w:tc>
@@ -3378,6 +3384,7 @@
       <w:tblPr>
         <w:tblW w:type="auto" w:w="0"/>
         <w:jc w:val="center"/>
+        <w:tblLayout w:type="fixed"/>
         <w:tblLook w:firstColumn="1" w:firstRow="1" w:lastColumn="0" w:lastRow="0" w:noHBand="0" w:noVBand="1" w:val="04A0"/>
         <w:tblBorders>
           <w:top w:val="single" w:sz="4" w:color="BFC9C2"/>
@@ -3389,8 +3396,8 @@
         </w:tblBorders>
       </w:tblPr>
       <w:tblGrid>
-        <w:gridCol w:w="4819"/>
-        <w:gridCol w:w="4819"/>
+        <w:gridCol w:w="3402"/>
+        <w:gridCol w:w="6236"/>
       </w:tblGrid>
       <w:tr>
         <w:tc>
@@ -3627,6 +3634,7 @@
       <w:tblPr>
         <w:tblW w:type="auto" w:w="0"/>
         <w:jc w:val="center"/>
+        <w:tblLayout w:type="fixed"/>
         <w:tblLook w:firstColumn="1" w:firstRow="1" w:lastColumn="0" w:lastRow="0" w:noHBand="0" w:noVBand="1" w:val="04A0"/>
         <w:tblBorders>
           <w:top w:val="single" w:sz="4" w:color="BFC9C2"/>
@@ -3639,7 +3647,7 @@
       </w:tblPr>
       <w:tblGrid>
         <w:gridCol w:w="4819"/>
-        <w:gridCol w:w="4819"/>
+        <w:gridCol w:w="5102"/>
       </w:tblGrid>
       <w:tr>
         <w:tc>
@@ -3857,6 +3865,7 @@
       <w:tblPr>
         <w:tblW w:type="auto" w:w="0"/>
         <w:jc w:val="center"/>
+        <w:tblLayout w:type="fixed"/>
         <w:tblLook w:firstColumn="1" w:firstRow="1" w:lastColumn="0" w:lastRow="0" w:noHBand="0" w:noVBand="1" w:val="04A0"/>
         <w:tblBorders>
           <w:top w:val="single" w:sz="4" w:color="BFC9C2"/>
@@ -3869,7 +3878,7 @@
       </w:tblPr>
       <w:tblGrid>
         <w:gridCol w:w="4819"/>
-        <w:gridCol w:w="4819"/>
+        <w:gridCol w:w="5102"/>
       </w:tblGrid>
       <w:tr>
         <w:tc>
@@ -4122,6 +4131,7 @@
       <w:tblPr>
         <w:tblW w:type="auto" w:w="0"/>
         <w:jc w:val="center"/>
+        <w:tblLayout w:type="fixed"/>
         <w:tblLook w:firstColumn="1" w:firstRow="1" w:lastColumn="0" w:lastRow="0" w:noHBand="0" w:noVBand="1" w:val="04A0"/>
         <w:tblBorders>
           <w:top w:val="single" w:sz="4" w:color="BFC9C2"/>
@@ -4133,12 +4143,12 @@
         </w:tblBorders>
       </w:tblPr>
       <w:tblGrid>
-        <w:gridCol w:w="1606"/>
-        <w:gridCol w:w="1606"/>
-        <w:gridCol w:w="1606"/>
-        <w:gridCol w:w="1606"/>
-        <w:gridCol w:w="1606"/>
-        <w:gridCol w:w="1606"/>
+        <w:gridCol w:w="2948"/>
+        <w:gridCol w:w="1134"/>
+        <w:gridCol w:w="1134"/>
+        <w:gridCol w:w="1134"/>
+        <w:gridCol w:w="1134"/>
+        <w:gridCol w:w="2494"/>
       </w:tblGrid>
       <w:tr>
         <w:tc>
@@ -4810,6 +4820,7 @@
       <w:tblPr>
         <w:tblW w:type="auto" w:w="0"/>
         <w:jc w:val="center"/>
+        <w:tblLayout w:type="fixed"/>
         <w:tblLook w:firstColumn="1" w:firstRow="1" w:lastColumn="0" w:lastRow="0" w:noHBand="0" w:noVBand="1" w:val="04A0"/>
         <w:tblBorders>
           <w:top w:val="single" w:sz="4" w:color="BFC9C2"/>
@@ -4821,8 +4832,8 @@
         </w:tblBorders>
       </w:tblPr>
       <w:tblGrid>
-        <w:gridCol w:w="4819"/>
-        <w:gridCol w:w="4819"/>
+        <w:gridCol w:w="3402"/>
+        <w:gridCol w:w="6576"/>
       </w:tblGrid>
       <w:tr>
         <w:tc>
@@ -5102,6 +5113,7 @@
       <w:tblPr>
         <w:tblW w:type="auto" w:w="0"/>
         <w:jc w:val="center"/>
+        <w:tblLayout w:type="fixed"/>
         <w:tblLook w:firstColumn="1" w:firstRow="1" w:lastColumn="0" w:lastRow="0" w:noHBand="0" w:noVBand="1" w:val="04A0"/>
         <w:tblBorders>
           <w:top w:val="single" w:sz="4" w:color="BFC9C2"/>
@@ -5113,8 +5125,8 @@
         </w:tblBorders>
       </w:tblPr>
       <w:tblGrid>
-        <w:gridCol w:w="4819"/>
-        <w:gridCol w:w="4819"/>
+        <w:gridCol w:w="2835"/>
+        <w:gridCol w:w="6803"/>
       </w:tblGrid>
       <w:tr>
         <w:tc>
